--- a/Façam um resumo de algum dos conteúdos do Tariq King/Tariq King — IA aplicada a Testes de Software.docx
+++ b/Façam um resumo de algum dos conteúdos do Tariq King/Tariq King — IA aplicada a Testes de Software.docx
@@ -4,32 +4,134 @@
   <w:body>
     <w:p>
       <w:pPr>
-        <w:spacing w:after="0"/>
-        <w:rPr>
-          <w:b/>
-          <w:bCs/>
-        </w:rPr>
-      </w:pPr>
-      <w:r>
-        <w:rPr>
-          <w:b/>
-          <w:bCs/>
-        </w:rPr>
+        <w:pStyle w:val="Ttulo1"/>
+        <w:jc w:val="center"/>
+      </w:pPr>
+      <w:r>
         <w:t>Tariq King — IA aplicada a Testes de Software</w:t>
       </w:r>
     </w:p>
     <w:p>
       <w:pPr>
-        <w:spacing w:after="0"/>
-        <w:rPr>
-          <w:b/>
-          <w:bCs/>
-        </w:rPr>
-      </w:pPr>
-    </w:p>
-    <w:p>
-      <w:pPr>
-        <w:spacing w:after="0"/>
+        <w:spacing w:after="0" w:line="240" w:lineRule="auto"/>
+        <w:rPr>
+          <w:b/>
+          <w:bCs/>
+        </w:rPr>
+      </w:pPr>
+    </w:p>
+    <w:p>
+      <w:pPr>
+        <w:spacing w:after="0" w:line="240" w:lineRule="auto"/>
+        <w:rPr>
+          <w:b/>
+          <w:bCs/>
+        </w:rPr>
+      </w:pPr>
+      <w:r>
+        <w:rPr>
+          <w:b/>
+          <w:bCs/>
+        </w:rPr>
+        <w:t>Participantes do grupo</w:t>
+      </w:r>
+    </w:p>
+    <w:p>
+      <w:pPr>
+        <w:spacing w:after="0" w:line="240" w:lineRule="auto"/>
+        <w:rPr>
+          <w:b/>
+          <w:bCs/>
+        </w:rPr>
+      </w:pPr>
+    </w:p>
+    <w:p>
+      <w:pPr>
+        <w:numPr>
+          <w:ilvl w:val="0"/>
+          <w:numId w:val="3"/>
+        </w:numPr>
+        <w:spacing w:after="0" w:line="240" w:lineRule="auto"/>
+      </w:pPr>
+      <w:r>
+        <w:t>Mariana Caetano Costa</w:t>
+      </w:r>
+    </w:p>
+    <w:p>
+      <w:pPr>
+        <w:numPr>
+          <w:ilvl w:val="0"/>
+          <w:numId w:val="3"/>
+        </w:numPr>
+        <w:spacing w:after="0" w:line="240" w:lineRule="auto"/>
+      </w:pPr>
+      <w:r>
+        <w:t>Viviane De Oliveira</w:t>
+      </w:r>
+    </w:p>
+    <w:p>
+      <w:pPr>
+        <w:numPr>
+          <w:ilvl w:val="0"/>
+          <w:numId w:val="3"/>
+        </w:numPr>
+        <w:spacing w:after="0" w:line="240" w:lineRule="auto"/>
+      </w:pPr>
+      <w:r>
+        <w:t>Lucas Gonçalves De Souza</w:t>
+      </w:r>
+    </w:p>
+    <w:p>
+      <w:pPr>
+        <w:numPr>
+          <w:ilvl w:val="0"/>
+          <w:numId w:val="3"/>
+        </w:numPr>
+        <w:spacing w:after="0" w:line="240" w:lineRule="auto"/>
+      </w:pPr>
+      <w:r>
+        <w:t xml:space="preserve">Isabella Henriques </w:t>
+      </w:r>
+      <w:proofErr w:type="spellStart"/>
+      <w:r>
+        <w:t>Szrajbman</w:t>
+      </w:r>
+      <w:proofErr w:type="spellEnd"/>
+    </w:p>
+    <w:p>
+      <w:pPr>
+        <w:numPr>
+          <w:ilvl w:val="0"/>
+          <w:numId w:val="3"/>
+        </w:numPr>
+        <w:spacing w:after="0" w:line="240" w:lineRule="auto"/>
+      </w:pPr>
+      <w:r>
+        <w:t>Diogo Lucas Rodrigues De Paiva</w:t>
+      </w:r>
+    </w:p>
+    <w:p>
+      <w:pPr>
+        <w:spacing w:after="0" w:line="240" w:lineRule="auto"/>
+      </w:pPr>
+      <w:r>
+        <w:pict w14:anchorId="4D00EB9F">
+          <v:rect id="_x0000_i1025" style="width:0;height:1.5pt" o:hralign="center" o:hrstd="t" o:hr="t" fillcolor="#a0a0a0" stroked="f"/>
+        </w:pict>
+      </w:r>
+    </w:p>
+    <w:p>
+      <w:pPr>
+        <w:spacing w:after="0" w:line="240" w:lineRule="auto"/>
+        <w:rPr>
+          <w:b/>
+          <w:bCs/>
+        </w:rPr>
+      </w:pPr>
+    </w:p>
+    <w:p>
+      <w:pPr>
+        <w:spacing w:after="0" w:line="240" w:lineRule="auto"/>
         <w:rPr>
           <w:b/>
           <w:bCs/>
@@ -45,12 +147,12 @@
     </w:p>
     <w:p>
       <w:pPr>
-        <w:spacing w:after="0"/>
-      </w:pPr>
-    </w:p>
-    <w:p>
-      <w:pPr>
-        <w:spacing w:after="0"/>
+        <w:spacing w:after="0" w:line="240" w:lineRule="auto"/>
+      </w:pPr>
+    </w:p>
+    <w:p>
+      <w:pPr>
+        <w:spacing w:after="0" w:line="240" w:lineRule="auto"/>
       </w:pPr>
       <w:r>
         <w:t xml:space="preserve">Tariq King é um profissional e pesquisador reconhecido nas áreas de </w:t>
@@ -116,12 +218,12 @@
     </w:p>
     <w:p>
       <w:pPr>
-        <w:spacing w:after="0"/>
-      </w:pPr>
-    </w:p>
-    <w:p>
-      <w:pPr>
-        <w:spacing w:after="0"/>
+        <w:spacing w:after="0" w:line="240" w:lineRule="auto"/>
+      </w:pPr>
+    </w:p>
+    <w:p>
+      <w:pPr>
+        <w:spacing w:after="0" w:line="240" w:lineRule="auto"/>
       </w:pPr>
       <w:r>
         <w:t xml:space="preserve">Atualmente, atua como </w:t>
@@ -219,12 +321,12 @@
     </w:p>
     <w:p>
       <w:pPr>
-        <w:spacing w:after="0"/>
-      </w:pPr>
-    </w:p>
-    <w:p>
-      <w:pPr>
-        <w:spacing w:after="0"/>
+        <w:spacing w:after="0" w:line="240" w:lineRule="auto"/>
+      </w:pPr>
+    </w:p>
+    <w:p>
+      <w:pPr>
+        <w:spacing w:after="0" w:line="240" w:lineRule="auto"/>
       </w:pPr>
       <w:r>
         <w:t xml:space="preserve">Também possui Ph.D. e mestrado em Ciência da Computação pela Florida </w:t>
@@ -248,17 +350,17 @@
     </w:p>
     <w:p>
       <w:pPr>
-        <w:spacing w:after="0"/>
+        <w:spacing w:after="0" w:line="240" w:lineRule="auto"/>
       </w:pPr>
       <w:r>
         <w:pict w14:anchorId="341688D4">
-          <v:rect id="_x0000_i1061" style="width:0;height:1.5pt" o:hralign="center" o:hrstd="t" o:hr="t" fillcolor="#a0a0a0" stroked="f"/>
+          <v:rect id="_x0000_i1026" style="width:0;height:1.5pt" o:hralign="center" o:hrstd="t" o:hr="t" fillcolor="#a0a0a0" stroked="f"/>
         </w:pict>
       </w:r>
     </w:p>
     <w:p>
       <w:pPr>
-        <w:spacing w:after="0"/>
+        <w:spacing w:after="0" w:line="240" w:lineRule="auto"/>
         <w:rPr>
           <w:b/>
           <w:bCs/>
@@ -274,16 +376,16 @@
     </w:p>
     <w:p>
       <w:pPr>
-        <w:spacing w:after="0"/>
-        <w:rPr>
-          <w:b/>
-          <w:bCs/>
-        </w:rPr>
-      </w:pPr>
-    </w:p>
-    <w:p>
-      <w:pPr>
-        <w:spacing w:after="0"/>
+        <w:spacing w:after="0" w:line="240" w:lineRule="auto"/>
+        <w:rPr>
+          <w:b/>
+          <w:bCs/>
+        </w:rPr>
+      </w:pPr>
+    </w:p>
+    <w:p>
+      <w:pPr>
+        <w:spacing w:after="0" w:line="240" w:lineRule="auto"/>
       </w:pPr>
       <w:r>
         <w:rPr>
@@ -415,15 +517,34 @@
     </w:p>
     <w:p>
       <w:pPr>
-        <w:spacing w:after="0"/>
-      </w:pPr>
-      <w:r>
+        <w:spacing w:after="0" w:line="240" w:lineRule="auto"/>
+      </w:pPr>
+      <w:r>
+        <w:rPr>
+          <w:b/>
+          <w:bCs/>
+        </w:rPr>
         <w:t>Tradução</w:t>
       </w:r>
-    </w:p>
-    <w:p>
-      <w:pPr>
-        <w:spacing w:after="0"/>
+      <w:r>
+        <w:rPr>
+          <w:b/>
+          <w:bCs/>
+        </w:rPr>
+        <w:t>:</w:t>
+      </w:r>
+      <w:r>
+        <w:t xml:space="preserve"> automática </w:t>
+      </w:r>
+      <w:proofErr w:type="spellStart"/>
+      <w:r>
+        <w:t>protuguês</w:t>
+      </w:r>
+      <w:proofErr w:type="spellEnd"/>
+    </w:p>
+    <w:p>
+      <w:pPr>
+        <w:spacing w:after="0" w:line="240" w:lineRule="auto"/>
         <w:rPr>
           <w:rFonts w:ascii="Segoe UI Emoji" w:hAnsi="Segoe UI Emoji" w:cs="Segoe UI Emoji"/>
         </w:rPr>
@@ -431,7 +552,7 @@
     </w:p>
     <w:p>
       <w:pPr>
-        <w:spacing w:after="0"/>
+        <w:spacing w:after="0" w:line="240" w:lineRule="auto"/>
       </w:pPr>
       <w:r>
         <w:rPr>
@@ -467,12 +588,12 @@
     </w:p>
     <w:p>
       <w:pPr>
-        <w:spacing w:after="0"/>
-      </w:pPr>
-    </w:p>
-    <w:p>
-      <w:pPr>
-        <w:spacing w:after="0"/>
+        <w:spacing w:after="0" w:line="240" w:lineRule="auto"/>
+      </w:pPr>
+    </w:p>
+    <w:p>
+      <w:pPr>
+        <w:spacing w:after="0" w:line="240" w:lineRule="auto"/>
       </w:pPr>
       <w:r>
         <w:t xml:space="preserve">O conteúdo aborda a evolução do uso de </w:t>
@@ -522,7 +643,12 @@
     </w:p>
     <w:p>
       <w:pPr>
-        <w:spacing w:after="0"/>
+        <w:spacing w:after="0" w:line="240" w:lineRule="auto"/>
+      </w:pPr>
+    </w:p>
+    <w:p>
+      <w:pPr>
+        <w:spacing w:after="0" w:line="240" w:lineRule="auto"/>
       </w:pPr>
       <w:r>
         <w:t xml:space="preserve">Tariq também destaca a importância de estabelecer </w:t>
@@ -540,17 +666,17 @@
     </w:p>
     <w:p>
       <w:pPr>
-        <w:spacing w:after="0"/>
+        <w:spacing w:after="0" w:line="240" w:lineRule="auto"/>
       </w:pPr>
       <w:r>
         <w:pict w14:anchorId="5F8BFFBC">
-          <v:rect id="_x0000_i1062" style="width:0;height:1.5pt" o:hralign="center" o:hrstd="t" o:hr="t" fillcolor="#a0a0a0" stroked="f"/>
+          <v:rect id="_x0000_i1027" style="width:0;height:1.5pt" o:hralign="center" o:hrstd="t" o:hr="t" fillcolor="#a0a0a0" stroked="f"/>
         </w:pict>
       </w:r>
     </w:p>
     <w:p>
       <w:pPr>
-        <w:spacing w:after="0"/>
+        <w:spacing w:after="0" w:line="240" w:lineRule="auto"/>
         <w:rPr>
           <w:b/>
           <w:bCs/>
@@ -566,7 +692,16 @@
     </w:p>
     <w:p>
       <w:pPr>
-        <w:spacing w:after="0"/>
+        <w:spacing w:after="0" w:line="240" w:lineRule="auto"/>
+        <w:rPr>
+          <w:b/>
+          <w:bCs/>
+        </w:rPr>
+      </w:pPr>
+    </w:p>
+    <w:p>
+      <w:pPr>
+        <w:spacing w:after="0" w:line="240" w:lineRule="auto"/>
         <w:rPr>
           <w:b/>
           <w:bCs/>
@@ -582,7 +717,7 @@
     </w:p>
     <w:p>
       <w:pPr>
-        <w:spacing w:after="0"/>
+        <w:spacing w:after="0" w:line="240" w:lineRule="auto"/>
       </w:pPr>
       <w:r>
         <w:t>A IA generativa pode ser utilizada para auxiliar profissionais de qualidade em atividades como criação de testes, geração de scripts, análise de resultados e outras tarefas relacionadas à engenharia de qualidade.</w:t>
@@ -590,15 +725,26 @@
     </w:p>
     <w:p>
       <w:pPr>
-        <w:spacing w:after="0"/>
-      </w:pPr>
-      <w:r>
+        <w:spacing w:after="0" w:line="240" w:lineRule="auto"/>
+      </w:pPr>
+    </w:p>
+    <w:p>
+      <w:pPr>
+        <w:spacing w:after="0" w:line="240" w:lineRule="auto"/>
+      </w:pPr>
+      <w:r>
+        <w:lastRenderedPageBreak/>
         <w:t>O objetivo não é simplesmente substituir o trabalho do profissional, mas utilizar a tecnologia como apoio para aumentar a produtividade e ampliar a capacidade de análise.</w:t>
       </w:r>
     </w:p>
     <w:p>
       <w:pPr>
-        <w:spacing w:after="0"/>
+        <w:spacing w:after="0" w:line="240" w:lineRule="auto"/>
+      </w:pPr>
+    </w:p>
+    <w:p>
+      <w:pPr>
+        <w:spacing w:after="0" w:line="240" w:lineRule="auto"/>
         <w:rPr>
           <w:b/>
           <w:bCs/>
@@ -614,7 +760,7 @@
     </w:p>
     <w:p>
       <w:pPr>
-        <w:spacing w:after="0"/>
+        <w:spacing w:after="0" w:line="240" w:lineRule="auto"/>
       </w:pPr>
       <w:r>
         <w:t>Um ponto importante apresentado por Tariq é que sistemas baseados em IA apresentam desafios próprios de validação.</w:t>
@@ -622,32 +768,63 @@
     </w:p>
     <w:p>
       <w:pPr>
-        <w:spacing w:after="0"/>
-      </w:pPr>
-      <w:r>
-        <w:t>Os resultados produzidos por modelos de IA podem variar e nem sempre são necessariamente corretos. Por isso, é necessário desenvolver estratégias específicas para avaliar esses sistemas durante o desenvolvimento e também em produção.</w:t>
-      </w:r>
-    </w:p>
-    <w:p>
-      <w:pPr>
-        <w:spacing w:after="0"/>
-        <w:rPr>
-          <w:b/>
-          <w:bCs/>
-        </w:rPr>
-      </w:pPr>
-      <w:r>
-        <w:rPr>
-          <w:b/>
-          <w:bCs/>
-        </w:rPr>
-        <w:lastRenderedPageBreak/>
+        <w:spacing w:after="0" w:line="240" w:lineRule="auto"/>
+      </w:pPr>
+    </w:p>
+    <w:p>
+      <w:pPr>
+        <w:spacing w:after="0" w:line="240" w:lineRule="auto"/>
+      </w:pPr>
+      <w:r>
+        <w:t>Os resultados produzidos por modelos de IA podem variar e nem sempre são necessariamente corretos.</w:t>
+      </w:r>
+    </w:p>
+    <w:p>
+      <w:pPr>
+        <w:spacing w:after="0" w:line="240" w:lineRule="auto"/>
+      </w:pPr>
+    </w:p>
+    <w:p>
+      <w:pPr>
+        <w:spacing w:after="0" w:line="240" w:lineRule="auto"/>
+      </w:pPr>
+      <w:r>
+        <w:t>Por isso, é necessário desenvolver estratégias específicas para avaliar esses sistemas durante o desenvolvimento e também em produção.</w:t>
+      </w:r>
+    </w:p>
+    <w:p>
+      <w:pPr>
+        <w:spacing w:after="0" w:line="240" w:lineRule="auto"/>
+        <w:rPr>
+          <w:b/>
+          <w:bCs/>
+        </w:rPr>
+      </w:pPr>
+    </w:p>
+    <w:p>
+      <w:pPr>
+        <w:spacing w:after="0" w:line="240" w:lineRule="auto"/>
+        <w:rPr>
+          <w:b/>
+          <w:bCs/>
+        </w:rPr>
+      </w:pPr>
+      <w:r>
+        <w:rPr>
+          <w:b/>
+          <w:bCs/>
+        </w:rPr>
         <w:t>3. A qualidade deve ir além da execução dos testes</w:t>
       </w:r>
     </w:p>
     <w:p>
       <w:pPr>
-        <w:spacing w:after="0"/>
+        <w:spacing w:after="0" w:line="240" w:lineRule="auto"/>
+      </w:pPr>
+    </w:p>
+    <w:p>
+      <w:pPr>
+        <w:spacing w:after="0" w:line="240" w:lineRule="auto"/>
       </w:pPr>
       <w:r>
         <w:t>O conceito apresentado amplia a visão tradicional de automação de testes.</w:t>
@@ -655,7 +832,12 @@
     </w:p>
     <w:p>
       <w:pPr>
-        <w:spacing w:after="0"/>
+        <w:spacing w:after="0" w:line="240" w:lineRule="auto"/>
+      </w:pPr>
+    </w:p>
+    <w:p>
+      <w:pPr>
+        <w:spacing w:after="0" w:line="240" w:lineRule="auto"/>
       </w:pPr>
       <w:r>
         <w:t xml:space="preserve">Em vez de utilizar IA somente para executar testes automaticamente, a proposta é explorar seu potencial para apoiar a </w:t>
@@ -673,17 +855,17 @@
     </w:p>
     <w:p>
       <w:pPr>
-        <w:spacing w:after="0"/>
+        <w:spacing w:after="0" w:line="240" w:lineRule="auto"/>
       </w:pPr>
       <w:r>
         <w:pict w14:anchorId="18DEBD85">
-          <v:rect id="_x0000_i1063" style="width:0;height:1.5pt" o:hralign="center" o:hrstd="t" o:hr="t" fillcolor="#a0a0a0" stroked="f"/>
+          <v:rect id="_x0000_i1028" style="width:0;height:1.5pt" o:hralign="center" o:hrstd="t" o:hr="t" fillcolor="#a0a0a0" stroked="f"/>
         </w:pict>
       </w:r>
     </w:p>
     <w:p>
       <w:pPr>
-        <w:spacing w:after="0"/>
+        <w:spacing w:after="0" w:line="240" w:lineRule="auto"/>
         <w:rPr>
           <w:b/>
           <w:bCs/>
@@ -699,7 +881,16 @@
     </w:p>
     <w:p>
       <w:pPr>
-        <w:spacing w:after="0"/>
+        <w:spacing w:after="0" w:line="240" w:lineRule="auto"/>
+        <w:rPr>
+          <w:b/>
+          <w:bCs/>
+        </w:rPr>
+      </w:pPr>
+    </w:p>
+    <w:p>
+      <w:pPr>
+        <w:spacing w:after="0" w:line="240" w:lineRule="auto"/>
         <w:rPr>
           <w:b/>
           <w:bCs/>
@@ -715,7 +906,7 @@
     </w:p>
     <w:p>
       <w:pPr>
-        <w:spacing w:after="0"/>
+        <w:spacing w:after="0" w:line="240" w:lineRule="auto"/>
       </w:pPr>
       <w:r>
         <w:t>Foi especialmente interessante perceber que a discussão não se limita a utilizar IA como ferramenta para escrever testes. A própria IA pode fazer parte das estratégias utilizadas para avaliar outros sistemas baseados em IA.</w:t>
@@ -723,7 +914,16 @@
     </w:p>
     <w:p>
       <w:pPr>
-        <w:spacing w:after="0"/>
+        <w:spacing w:after="0" w:line="240" w:lineRule="auto"/>
+        <w:rPr>
+          <w:b/>
+          <w:bCs/>
+        </w:rPr>
+      </w:pPr>
+    </w:p>
+    <w:p>
+      <w:pPr>
+        <w:spacing w:after="0" w:line="240" w:lineRule="auto"/>
         <w:rPr>
           <w:b/>
           <w:bCs/>
@@ -739,7 +939,7 @@
     </w:p>
     <w:p>
       <w:pPr>
-        <w:spacing w:after="0"/>
+        <w:spacing w:after="0" w:line="240" w:lineRule="auto"/>
       </w:pPr>
       <w:r>
         <w:t>Mesmo com o avanço da automação, os resultados produzidos pela IA precisam ser avaliados. Isso reforça a importância do conhecimento do profissional de QA para analisar riscos, definir critérios de aceitação e verificar se o resultado realmente atende ao objetivo do sistema.</w:t>
@@ -747,7 +947,16 @@
     </w:p>
     <w:p>
       <w:pPr>
-        <w:spacing w:after="0"/>
+        <w:spacing w:after="0" w:line="240" w:lineRule="auto"/>
+        <w:rPr>
+          <w:b/>
+          <w:bCs/>
+        </w:rPr>
+      </w:pPr>
+    </w:p>
+    <w:p>
+      <w:pPr>
+        <w:spacing w:after="0" w:line="240" w:lineRule="auto"/>
         <w:rPr>
           <w:b/>
           <w:bCs/>
@@ -763,7 +972,7 @@
     </w:p>
     <w:p>
       <w:pPr>
-        <w:spacing w:after="0"/>
+        <w:spacing w:after="0" w:line="240" w:lineRule="auto"/>
       </w:pPr>
       <w:r>
         <w:t xml:space="preserve">O conteúdo apresenta uma visão mais abrangente de </w:t>
@@ -787,17 +996,17 @@
     </w:p>
     <w:p>
       <w:pPr>
-        <w:spacing w:after="0"/>
+        <w:spacing w:after="0" w:line="240" w:lineRule="auto"/>
       </w:pPr>
       <w:r>
         <w:pict w14:anchorId="34195236">
-          <v:rect id="_x0000_i1064" style="width:0;height:1.5pt" o:hralign="center" o:hrstd="t" o:hr="t" fillcolor="#a0a0a0" stroked="f"/>
+          <v:rect id="_x0000_i1029" style="width:0;height:1.5pt" o:hralign="center" o:hrstd="t" o:hr="t" fillcolor="#a0a0a0" stroked="f"/>
         </w:pict>
       </w:r>
     </w:p>
     <w:p>
       <w:pPr>
-        <w:spacing w:after="0"/>
+        <w:spacing w:after="0" w:line="240" w:lineRule="auto"/>
         <w:rPr>
           <w:b/>
           <w:bCs/>
@@ -813,7 +1022,12 @@
     </w:p>
     <w:p>
       <w:pPr>
-        <w:spacing w:after="0"/>
+        <w:spacing w:after="0" w:line="240" w:lineRule="auto"/>
+      </w:pPr>
+    </w:p>
+    <w:p>
+      <w:pPr>
+        <w:spacing w:after="0" w:line="240" w:lineRule="auto"/>
       </w:pPr>
       <w:r>
         <w:t xml:space="preserve">Um exemplo seria utilizar IA como apoio nos testes de uma </w:t>
@@ -831,7 +1045,12 @@
     </w:p>
     <w:p>
       <w:pPr>
-        <w:spacing w:after="0"/>
+        <w:spacing w:after="0" w:line="240" w:lineRule="auto"/>
+      </w:pPr>
+    </w:p>
+    <w:p>
+      <w:pPr>
+        <w:spacing w:after="0" w:line="240" w:lineRule="auto"/>
       </w:pPr>
       <w:r>
         <w:t>A partir dos requisitos de uma API de cadastro de clientes, a IA poderia auxiliar o QA a:</w:t>
@@ -843,7 +1062,7 @@
           <w:ilvl w:val="0"/>
           <w:numId w:val="1"/>
         </w:numPr>
-        <w:spacing w:after="0"/>
+        <w:spacing w:after="0" w:line="240" w:lineRule="auto"/>
       </w:pPr>
       <w:r>
         <w:t>identificar cenários positivos e negativos;</w:t>
@@ -855,7 +1074,7 @@
           <w:ilvl w:val="0"/>
           <w:numId w:val="1"/>
         </w:numPr>
-        <w:spacing w:after="0"/>
+        <w:spacing w:after="0" w:line="240" w:lineRule="auto"/>
       </w:pPr>
       <w:r>
         <w:t>sugerir casos de teste;</w:t>
@@ -867,7 +1086,7 @@
           <w:ilvl w:val="0"/>
           <w:numId w:val="1"/>
         </w:numPr>
-        <w:spacing w:after="0"/>
+        <w:spacing w:after="0" w:line="240" w:lineRule="auto"/>
       </w:pPr>
       <w:r>
         <w:t>gerar dados de teste;</w:t>
@@ -879,7 +1098,7 @@
           <w:ilvl w:val="0"/>
           <w:numId w:val="1"/>
         </w:numPr>
-        <w:spacing w:after="0"/>
+        <w:spacing w:after="0" w:line="240" w:lineRule="auto"/>
       </w:pPr>
       <w:r>
         <w:t>auxiliar na criação de scripts de automação;</w:t>
@@ -891,7 +1110,7 @@
           <w:ilvl w:val="0"/>
           <w:numId w:val="1"/>
         </w:numPr>
-        <w:spacing w:after="0"/>
+        <w:spacing w:after="0" w:line="240" w:lineRule="auto"/>
       </w:pPr>
       <w:r>
         <w:t>analisar resultados das execuções;</w:t>
@@ -903,7 +1122,7 @@
           <w:ilvl w:val="0"/>
           <w:numId w:val="1"/>
         </w:numPr>
-        <w:spacing w:after="0"/>
+        <w:spacing w:after="0" w:line="240" w:lineRule="auto"/>
       </w:pPr>
       <w:r>
         <w:t>sugerir cenários de borda que poderiam não ter sido considerados inicialmente.</w:t>
@@ -911,7 +1130,12 @@
     </w:p>
     <w:p>
       <w:pPr>
-        <w:spacing w:after="0"/>
+        <w:spacing w:after="0" w:line="240" w:lineRule="auto"/>
+      </w:pPr>
+    </w:p>
+    <w:p>
+      <w:pPr>
+        <w:spacing w:after="0" w:line="240" w:lineRule="auto"/>
       </w:pPr>
       <w:r>
         <w:t xml:space="preserve">Por exemplo, para um </w:t>
@@ -931,7 +1155,7 @@
           <w:ilvl w:val="0"/>
           <w:numId w:val="2"/>
         </w:numPr>
-        <w:spacing w:after="0"/>
+        <w:spacing w:after="0" w:line="240" w:lineRule="auto"/>
       </w:pPr>
       <w:r>
         <w:t>CPF inválido;</w:t>
@@ -943,7 +1167,7 @@
           <w:ilvl w:val="0"/>
           <w:numId w:val="2"/>
         </w:numPr>
-        <w:spacing w:after="0"/>
+        <w:spacing w:after="0" w:line="240" w:lineRule="auto"/>
       </w:pPr>
       <w:r>
         <w:t>CPF já cadastrado;</w:t>
@@ -955,7 +1179,7 @@
           <w:ilvl w:val="0"/>
           <w:numId w:val="2"/>
         </w:numPr>
-        <w:spacing w:after="0"/>
+        <w:spacing w:after="0" w:line="240" w:lineRule="auto"/>
       </w:pPr>
       <w:r>
         <w:t>campos obrigatórios vazios;</w:t>
@@ -967,9 +1191,10 @@
           <w:ilvl w:val="0"/>
           <w:numId w:val="2"/>
         </w:numPr>
-        <w:spacing w:after="0"/>
-      </w:pPr>
-      <w:r>
+        <w:spacing w:after="0" w:line="240" w:lineRule="auto"/>
+      </w:pPr>
+      <w:r>
+        <w:lastRenderedPageBreak/>
         <w:t>e-mail em formato inválido;</w:t>
       </w:r>
     </w:p>
@@ -979,7 +1204,7 @@
           <w:ilvl w:val="0"/>
           <w:numId w:val="2"/>
         </w:numPr>
-        <w:spacing w:after="0"/>
+        <w:spacing w:after="0" w:line="240" w:lineRule="auto"/>
       </w:pPr>
       <w:r>
         <w:t>limite máximo de caracteres;</w:t>
@@ -991,7 +1216,7 @@
           <w:ilvl w:val="0"/>
           <w:numId w:val="2"/>
         </w:numPr>
-        <w:spacing w:after="0"/>
+        <w:spacing w:after="0" w:line="240" w:lineRule="auto"/>
       </w:pPr>
       <w:r>
         <w:t>caracteres especiais;</w:t>
@@ -1003,7 +1228,7 @@
           <w:ilvl w:val="0"/>
           <w:numId w:val="2"/>
         </w:numPr>
-        <w:spacing w:after="0"/>
+        <w:spacing w:after="0" w:line="240" w:lineRule="auto"/>
       </w:pPr>
       <w:r>
         <w:t>valores nulos;</w:t>
@@ -1015,7 +1240,7 @@
           <w:ilvl w:val="0"/>
           <w:numId w:val="2"/>
         </w:numPr>
-        <w:spacing w:after="0"/>
+        <w:spacing w:after="0" w:line="240" w:lineRule="auto"/>
       </w:pPr>
       <w:r>
         <w:t>requisições incompletas.</w:t>
@@ -1023,7 +1248,12 @@
     </w:p>
     <w:p>
       <w:pPr>
-        <w:spacing w:after="0"/>
+        <w:spacing w:after="0" w:line="240" w:lineRule="auto"/>
+      </w:pPr>
+    </w:p>
+    <w:p>
+      <w:pPr>
+        <w:spacing w:after="0" w:line="240" w:lineRule="auto"/>
       </w:pPr>
       <w:r>
         <w:t>O profissional de QA continuaria responsável por avaliar as sugestões, definir os critérios de aceitação e validar se os testes realmente representam os riscos e requisitos do sistema.</w:t>
@@ -1031,104 +1261,17 @@
     </w:p>
     <w:p>
       <w:pPr>
-        <w:spacing w:after="0"/>
+        <w:spacing w:after="0" w:line="240" w:lineRule="auto"/>
       </w:pPr>
       <w:r>
         <w:pict w14:anchorId="4A73B29D">
-          <v:rect id="_x0000_i1065" style="width:0;height:1.5pt" o:hralign="center" o:hrstd="t" o:hr="t" fillcolor="#a0a0a0" stroked="f"/>
+          <v:rect id="_x0000_i1030" style="width:0;height:1.5pt" o:hralign="center" o:hrstd="t" o:hr="t" fillcolor="#a0a0a0" stroked="f"/>
         </w:pict>
       </w:r>
     </w:p>
     <w:p>
       <w:pPr>
-        <w:spacing w:after="0"/>
-        <w:rPr>
-          <w:b/>
-          <w:bCs/>
-        </w:rPr>
-      </w:pPr>
-      <w:r>
-        <w:rPr>
-          <w:b/>
-          <w:bCs/>
-        </w:rPr>
-        <w:t>6. Participantes do grupo</w:t>
-      </w:r>
-    </w:p>
-    <w:p>
-      <w:pPr>
-        <w:spacing w:after="0"/>
-      </w:pPr>
-      <w:r>
-        <w:rPr>
-          <w:b/>
-          <w:bCs/>
-        </w:rPr>
-        <w:t>Participantes:</w:t>
-      </w:r>
-    </w:p>
-    <w:p>
-      <w:pPr>
-        <w:numPr>
-          <w:ilvl w:val="0"/>
-          <w:numId w:val="3"/>
-        </w:numPr>
-        <w:spacing w:after="0"/>
-      </w:pPr>
-      <w:r>
-        <w:t>Mariana Caetano Costa</w:t>
-      </w:r>
-    </w:p>
-    <w:p>
-      <w:pPr>
-        <w:numPr>
-          <w:ilvl w:val="0"/>
-          <w:numId w:val="3"/>
-        </w:numPr>
-        <w:spacing w:after="0"/>
-      </w:pPr>
-      <w:r>
-        <w:t>[Nome do participante]</w:t>
-      </w:r>
-    </w:p>
-    <w:p>
-      <w:pPr>
-        <w:numPr>
-          <w:ilvl w:val="0"/>
-          <w:numId w:val="3"/>
-        </w:numPr>
-        <w:spacing w:after="0"/>
-      </w:pPr>
-      <w:r>
-        <w:t>[Nome do participante]</w:t>
-      </w:r>
-    </w:p>
-    <w:p>
-      <w:pPr>
-        <w:numPr>
-          <w:ilvl w:val="0"/>
-          <w:numId w:val="3"/>
-        </w:numPr>
-        <w:spacing w:after="0"/>
-      </w:pPr>
-      <w:r>
-        <w:lastRenderedPageBreak/>
-        <w:t>[Nome do participante]</w:t>
-      </w:r>
-    </w:p>
-    <w:p>
-      <w:pPr>
-        <w:spacing w:after="0"/>
-      </w:pPr>
-      <w:r>
-        <w:pict w14:anchorId="5398186F">
-          <v:rect id="_x0000_i1066" style="width:0;height:1.5pt" o:hralign="center" o:hrstd="t" o:hr="t" fillcolor="#a0a0a0" stroked="f"/>
-        </w:pict>
-      </w:r>
-    </w:p>
-    <w:p>
-      <w:pPr>
-        <w:spacing w:after="0"/>
+        <w:spacing w:after="0" w:line="240" w:lineRule="auto"/>
         <w:rPr>
           <w:b/>
           <w:bCs/>
@@ -1144,7 +1287,12 @@
     </w:p>
     <w:p>
       <w:pPr>
-        <w:spacing w:after="0"/>
+        <w:spacing w:after="0" w:line="240" w:lineRule="auto"/>
+      </w:pPr>
+    </w:p>
+    <w:p>
+      <w:pPr>
+        <w:spacing w:after="0" w:line="240" w:lineRule="auto"/>
       </w:pPr>
       <w:r>
         <w:t>O conteúdo apresentado por Tariq King demonstra que a Inteligência Artificial pode ampliar as possibilidades de automação na área de qualidade de software. Ao mesmo tempo, seu uso exige estratégias de validação, critérios claros e participação do profissional de QA.</w:t>
@@ -1152,7 +1300,12 @@
     </w:p>
     <w:p>
       <w:pPr>
-        <w:spacing w:after="0"/>
+        <w:spacing w:after="0" w:line="240" w:lineRule="auto"/>
+      </w:pPr>
+    </w:p>
+    <w:p>
+      <w:pPr>
+        <w:spacing w:after="0" w:line="240" w:lineRule="auto"/>
       </w:pPr>
       <w:r>
         <w:t>A principal reflexão obtida com o conteúdo é que a IA pode ser utilizada como uma ferramenta de apoio à engenharia de qualidade, mas a adoção da tecnologia deve estar acompanhada de mecanismos que permitam avaliar a confiabilidade dos resultados gerados.</w:t>
@@ -1160,7 +1313,16 @@
     </w:p>
     <w:p>
       <w:pPr>
-        <w:spacing w:after="0"/>
+        <w:spacing w:after="0" w:line="240" w:lineRule="auto"/>
+        <w:rPr>
+          <w:b/>
+          <w:bCs/>
+        </w:rPr>
+      </w:pPr>
+    </w:p>
+    <w:p>
+      <w:pPr>
+        <w:spacing w:after="0" w:line="240" w:lineRule="auto"/>
       </w:pPr>
       <w:r>
         <w:rPr>
@@ -1255,7 +1417,7 @@
     </w:p>
     <w:p>
       <w:pPr>
-        <w:spacing w:after="0"/>
+        <w:spacing w:after="0" w:line="240" w:lineRule="auto"/>
       </w:pPr>
     </w:p>
     <w:sectPr>
